--- a/rapports/2026-06-06/EQ30/EQ30_sup_v2/DR_malforme_1_01101E_11/17-15-27-95.docx
+++ b/rapports/2026-06-06/EQ30/EQ30_sup_v2/DR_malforme_1_01101E_11/17-15-27-95.docx
@@ -297,7 +297,7 @@
           <w:color w:val="1F6FEB"/>
           <w:sz w:val="22"/>
         </w:rPr>
-        <w:t>⚠ INCOHÉRENCES À CORRIGER (53)</w:t>
+        <w:t>⚠ INCOHÉRENCES À CORRIGER (49)</w:t>
       </w:r>
     </w:p>
     <w:tbl>
@@ -994,7 +994,7 @@
                 <w:color w:val="16A34A"/>
                 <w:sz w:val="16"/>
               </w:rPr>
-              <w:t>—</w:t>
+              <w:t>s02q33, s01q00b</w:t>
             </w:r>
           </w:p>
         </w:tc>
@@ -1025,7 +1025,7 @@
                 <w:i w:val="0"/>
                 <w:sz w:val="17"/>
               </w:rPr>
-              <w:t>Incohérence!!! seulement les écoles privées paient les frais de scolarité (y compris les frais d'inscription).</w:t>
+              <w:t>Incoherent!!! La dernière fois que Saliou Diallo a  fréquenté l'école est 9999.</w:t>
             </w:r>
           </w:p>
         </w:tc>
@@ -1084,7 +1084,7 @@
                 <w:color w:val="16A34A"/>
                 <w:sz w:val="16"/>
               </w:rPr>
-              <w:t>s01q32, s01q36, s01q38, s04q37_modif, s02q33, s02q34, s01q00b</w:t>
+              <w:t>—</w:t>
             </w:r>
           </w:p>
         </w:tc>
@@ -1115,7 +1115,7 @@
                 <w:i w:val="0"/>
                 <w:sz w:val="17"/>
               </w:rPr>
-              <w:t>Peu probable!!! Vu l'âge (13 ans) de Oumou Yaffa Diallo ou l'année à laquelle Oumou Yaffa Diallo a fréquenté l'école pour la dernière fois (.) le dernier diplome de Oumou Yaffa Diallo ne peut être le Certificat d'études primaires (CEP), prière de corriger cette incohérence ou confirmer avec le QG.</w:t>
+              <w:t>Incoherent!!! Le niveau d'études suivi par Souleymane Diallo 2  au cours de l'année 2024/2025 est Secondaire 1 (Moyen) Général mais il déclare en 2.11 qu'il a obtenu comme résultat le Diplômé, études achevées.</w:t>
             </w:r>
           </w:p>
         </w:tc>
@@ -1205,7 +1205,7 @@
                 <w:i w:val="0"/>
                 <w:sz w:val="17"/>
               </w:rPr>
-              <w:t>Incoherent!!! Le niveau d'études suivi par Souleymane Diallo 2  au cours de l'année 2024/2025 est Secondaire 1 (Moyen) Général mais il déclare en 2.11 qu'il a obtenu comme résultat le Diplômé, études achevées.</w:t>
+              <w:t>Prière de corriger cette incoherence en 2.11.</w:t>
             </w:r>
           </w:p>
         </w:tc>
@@ -1264,7 +1264,7 @@
                 <w:color w:val="16A34A"/>
                 <w:sz w:val="16"/>
               </w:rPr>
-              <w:t>—</w:t>
+              <w:t>s01q32, s01q36, s01q38, s04q37_modif, s02q33, s02q34, s01q00b</w:t>
             </w:r>
           </w:p>
         </w:tc>
@@ -1295,7 +1295,7 @@
                 <w:i w:val="0"/>
                 <w:sz w:val="17"/>
               </w:rPr>
-              <w:t>Prière de corriger cette incoherence en 2.11.</w:t>
+              <w:t>Peu probable!!! Vu l'âge (13 ans) de Souleymane Diallo 2 ou l'année à laquelle Souleymane Diallo 2 a fréquenté l'école pour la dernière fois (.) le dernier diplome de Souleymane Diallo 2 ne peut être le Certificat d'études primaires (CEP), prière de corriger cette incohérence ou confirmer avec le QG.</w:t>
             </w:r>
           </w:p>
         </w:tc>
@@ -1385,7 +1385,7 @@
                 <w:i w:val="0"/>
                 <w:sz w:val="17"/>
               </w:rPr>
-              <w:t>Peu probable!!! Vu l'âge (13 ans) de Souleymane Diallo 2 ou l'année à laquelle Souleymane Diallo 2 a fréquenté l'école pour la dernière fois (.) le dernier diplome de Souleymane Diallo 2 ne peut être le Certificat d'études primaires (CEP), prière de corriger cette incohérence ou confirmer avec le QG.</w:t>
+              <w:t>Peu probable!!! Vu l'âge (13 ans) de Oumou Yaffa Diallo ou l'année à laquelle Oumou Yaffa Diallo a fréquenté l'école pour la dernière fois (.) le dernier diplome de Oumou Yaffa Diallo ne peut être le Certificat d'études primaires (CEP), prière de corriger cette incohérence ou confirmer avec le QG.</w:t>
             </w:r>
           </w:p>
         </w:tc>
@@ -1418,7 +1418,7 @@
                 <w:i w:val="0"/>
                 <w:sz w:val="16"/>
               </w:rPr>
-              <w:t>S02</w:t>
+              <w:t>S03</w:t>
               <w:br/>
             </w:r>
             <w:r>
@@ -1428,7 +1428,7 @@
                 <w:color w:val="64748B"/>
                 <w:sz w:val="14"/>
               </w:rPr>
-              <w:t>Éducation</w:t>
+              <w:t>Santé</w:t>
             </w:r>
           </w:p>
         </w:tc>
@@ -1444,7 +1444,7 @@
                 <w:color w:val="16A34A"/>
                 <w:sz w:val="16"/>
               </w:rPr>
-              <w:t>s02q33, s01q00b</w:t>
+              <w:t>s03q14, s03q15, s03q17, s03q18, s03q19, s03q20, s03q21</w:t>
             </w:r>
           </w:p>
         </w:tc>
@@ -1475,7 +1475,7 @@
                 <w:i w:val="0"/>
                 <w:sz w:val="17"/>
               </w:rPr>
-              <w:t>Incoherent!!! La dernière fois que Saliou Diallo a  fréquenté l'école est 9999.</w:t>
+              <w:t>Incoherence!!! Fatimatou Coumba Diallo a consulté dans un service de santé ou un guérisseur au cours des 3 derniers mois sans hospitalisation (3.13=Oui) mais la depense liée à cette consultation est nulle 0 ou ne sait pas partout dans les questions (s03q14 s03q15 s03q17 s03q18 s03q19 s03q20 s03q21).</w:t>
             </w:r>
           </w:p>
         </w:tc>
@@ -1508,7 +1508,7 @@
                 <w:i w:val="0"/>
                 <w:sz w:val="16"/>
               </w:rPr>
-              <w:t>S03</w:t>
+              <w:t>S11</w:t>
               <w:br/>
             </w:r>
             <w:r>
@@ -1518,7 +1518,7 @@
                 <w:color w:val="64748B"/>
                 <w:sz w:val="14"/>
               </w:rPr>
-              <w:t>Santé</w:t>
+              <w:t>Logement / cadre de vie</w:t>
             </w:r>
           </w:p>
         </w:tc>
@@ -1534,7 +1534,7 @@
                 <w:color w:val="16A34A"/>
                 <w:sz w:val="16"/>
               </w:rPr>
-              <w:t>s03q14, s03q15, s03q17, s03q18, s03q19, s03q20, s03q21</w:t>
+              <w:t>s01q47__1, s01q47__2, s01q47__3, s01q47__4, s01q47__5, s01q47__6, s01q47__7, s02q15</w:t>
             </w:r>
           </w:p>
         </w:tc>
@@ -1565,7 +1565,7 @@
                 <w:i w:val="0"/>
                 <w:sz w:val="17"/>
               </w:rPr>
-              <w:t>Incoherence!!! Fatimatou Coumba Diallo a consulté dans un service de santé ou un guérisseur au cours des 3 derniers mois sans hospitalisation (3.13=Oui) mais la depense liée à cette consultation est nulle 0 ou ne sait pas partout dans les questions (s03q14 s03q15 s03q17 s03q18 s03q19 s03q20 s03q21).</w:t>
+              <w:t>Le montant de l'eau acheté auprès des vendeurs ou auprès d'un autre ménage au cours de 30 derniers jours est de 9800 FCFA qui semble incoherent, prière de vérifier la question 11.25 auprès du ménage ou confirmer.</w:t>
             </w:r>
           </w:p>
         </w:tc>
@@ -1624,7 +1624,7 @@
                 <w:color w:val="16A34A"/>
                 <w:sz w:val="16"/>
               </w:rPr>
-              <w:t>s01q47__1, s01q47__2, s01q47__3, s01q47__4, s01q47__5, s01q47__6, s01q47__7, s02q15</w:t>
+              <w:t>s01q47__7, s02q24, s04q49, s04q59e, s04q67, s06q19, s06q20, s06q22a</w:t>
             </w:r>
           </w:p>
         </w:tc>
@@ -1655,7 +1655,7 @@
                 <w:i w:val="0"/>
                 <w:sz w:val="17"/>
               </w:rPr>
-              <w:t>Le montant de l'eau acheté auprès des vendeurs ou auprès d'un autre ménage au cours de 30 derniers jours est de 9800 FCFA qui semble incoherent, prière de vérifier la question 11.25 auprès du ménage ou confirmer.</w:t>
+              <w:t>La principale source d'énergie ( Charbon minéral) pour la cusine semble incoherent, prière de corriger ou confirmer.</w:t>
             </w:r>
           </w:p>
         </w:tc>
@@ -1714,7 +1714,7 @@
                 <w:color w:val="16A34A"/>
                 <w:sz w:val="16"/>
               </w:rPr>
-              <w:t>s01q47__7, s02q24, s04q49, s04q59e, s04q67, s06q19, s06q20, s06q22a</w:t>
+              <w:t>s01q36, s01q38, s04q24, s02q13, s11q35a, s11q35b_code</w:t>
             </w:r>
           </w:p>
         </w:tc>
@@ -1745,7 +1745,7 @@
                 <w:i w:val="0"/>
                 <w:sz w:val="17"/>
               </w:rPr>
-              <w:t>La principale source d'énergie ( Charbon minéral) pour la cusine semble incoherent, prière de corriger ou confirmer.</w:t>
+              <w:t>Le montant de la dernière facture d'électricité est de 45000 FCFA Tous les 2 mois qui semble incohérent, Prière de vérifier les questions 11.35a et 11.35b auprès du ménage ou confirmer.</w:t>
             </w:r>
           </w:p>
         </w:tc>
@@ -1760,10 +1760,10 @@
               <w:rPr>
                 <w:b/>
                 <w:i w:val="0"/>
-                <w:color w:val="DC2626"/>
+                <w:color w:val="EA580C"/>
                 <w:sz w:val="16"/>
               </w:rPr>
-              <w:t>Haute</w:t>
+              <w:t>Moyenne</w:t>
             </w:r>
           </w:p>
         </w:tc>
@@ -1778,7 +1778,7 @@
                 <w:i w:val="0"/>
                 <w:sz w:val="16"/>
               </w:rPr>
-              <w:t>S11</w:t>
+              <w:t>S00</w:t>
               <w:br/>
             </w:r>
             <w:r>
@@ -1788,7 +1788,7 @@
                 <w:color w:val="64748B"/>
                 <w:sz w:val="14"/>
               </w:rPr>
-              <w:t>Logement / cadre de vie</w:t>
+              <w:t>Identification</w:t>
             </w:r>
           </w:p>
         </w:tc>
@@ -1804,7 +1804,7 @@
                 <w:color w:val="16A34A"/>
                 <w:sz w:val="16"/>
               </w:rPr>
-              <w:t>s01q36, s01q38, s04q24, s02q13, s11q35a, s11q35b_code</w:t>
+              <w:t>—</w:t>
             </w:r>
           </w:p>
         </w:tc>
@@ -1835,7 +1835,7 @@
                 <w:i w:val="0"/>
                 <w:sz w:val="17"/>
               </w:rPr>
-              <w:t>Le montant de la dernière facture d'électricité est de 45000 FCFA Tous les 2 mois qui semble incohérent, Prière de vérifier les questions 11.35a et 11.35b auprès du ménage ou confirmer.</w:t>
+              <w:t>L'adresse ou la localisation du ménage doit être bien renseignée, ne doit pas contenir des numéros de téléphone et elle semble courte pour être une adresse.</w:t>
             </w:r>
           </w:p>
         </w:tc>
@@ -1925,7 +1925,7 @@
                 <w:i w:val="0"/>
                 <w:sz w:val="17"/>
               </w:rPr>
-              <w:t>L'adresse ou la localisation du ménage doit être bien renseignée, ne doit pas contenir des numéros de téléphone et elle semble courte pour être une adresse.</w:t>
+              <w:t>Prière de renseigner la bonne adresse.</w:t>
             </w:r>
           </w:p>
         </w:tc>
@@ -1958,7 +1958,7 @@
                 <w:i w:val="0"/>
                 <w:sz w:val="16"/>
               </w:rPr>
-              <w:t>S00</w:t>
+              <w:t>S01</w:t>
               <w:br/>
             </w:r>
             <w:r>
@@ -1968,7 +1968,7 @@
                 <w:color w:val="64748B"/>
                 <w:sz w:val="14"/>
               </w:rPr>
-              <w:t>Identification</w:t>
+              <w:t>Démographie</w:t>
             </w:r>
           </w:p>
         </w:tc>
@@ -2015,7 +2015,7 @@
                 <w:i w:val="0"/>
                 <w:sz w:val="17"/>
               </w:rPr>
-              <w:t>Prière de renseigner la bonne adresse.</w:t>
+              <w:t>Prière de verifier l'information donnée par Oumou Yaffa Diallo ou corriger au niveau de la section 1.</w:t>
             </w:r>
           </w:p>
         </w:tc>
@@ -2105,7 +2105,7 @@
                 <w:i w:val="0"/>
                 <w:sz w:val="17"/>
               </w:rPr>
-              <w:t>Prière de verifier l'information donnée par Oumou Yaffa Diallo ou corriger au niveau de la section 1.</w:t>
+              <w:t>Prière de verifier l'information donnée par Souleymane Diallo ou corriger au niveau de la section 1.</w:t>
             </w:r>
           </w:p>
         </w:tc>
@@ -2138,7 +2138,7 @@
                 <w:i w:val="0"/>
                 <w:sz w:val="16"/>
               </w:rPr>
-              <w:t>S01</w:t>
+              <w:t>S02</w:t>
               <w:br/>
             </w:r>
             <w:r>
@@ -2148,7 +2148,7 @@
                 <w:color w:val="64748B"/>
                 <w:sz w:val="14"/>
               </w:rPr>
-              <w:t>Démographie</w:t>
+              <w:t>Éducation</w:t>
             </w:r>
           </w:p>
         </w:tc>
@@ -2164,7 +2164,7 @@
                 <w:color w:val="16A34A"/>
                 <w:sz w:val="16"/>
               </w:rPr>
-              <w:t>—</w:t>
+              <w:t>s01q63, s00q04, s02q25, s01q00b, s02q17_2, s02q15_2</w:t>
             </w:r>
           </w:p>
         </w:tc>
@@ -2195,367 +2195,7 @@
                 <w:i w:val="0"/>
                 <w:sz w:val="17"/>
               </w:rPr>
-              <w:t>Prière de verifier l'information donnée par Souleymane Diallo ou corriger au niveau de la section 1.</w:t>
-            </w:r>
-          </w:p>
-        </w:tc>
-      </w:tr>
-      <w:tr>
-        <w:tc>
-          <w:tcPr>
-            <w:tcW w:type="dxa" w:w="964"/>
-          </w:tcPr>
-          <w:p>
-            <w:r>
-              <w:rPr>
-                <w:b/>
-                <w:i w:val="0"/>
-                <w:color w:val="EA580C"/>
-                <w:sz w:val="16"/>
-              </w:rPr>
-              <w:t>Moyenne</w:t>
-            </w:r>
-          </w:p>
-        </w:tc>
-        <w:tc>
-          <w:tcPr>
-            <w:tcW w:type="dxa" w:w="1247"/>
-          </w:tcPr>
-          <w:p>
-            <w:r>
-              <w:rPr>
-                <w:b/>
-                <w:i w:val="0"/>
-                <w:sz w:val="16"/>
-              </w:rPr>
-              <w:t>S02</w:t>
-              <w:br/>
-            </w:r>
-            <w:r>
-              <w:rPr>
-                <w:b w:val="0"/>
-                <w:i w:val="0"/>
-                <w:color w:val="64748B"/>
-                <w:sz w:val="14"/>
-              </w:rPr>
-              <w:t>Éducation</w:t>
-            </w:r>
-          </w:p>
-        </w:tc>
-        <w:tc>
-          <w:tcPr>
-            <w:tcW w:type="dxa" w:w="1531"/>
-          </w:tcPr>
-          <w:p>
-            <w:r>
-              <w:rPr>
-                <w:b/>
-                <w:i w:val="0"/>
-                <w:color w:val="16A34A"/>
-                <w:sz w:val="16"/>
-              </w:rPr>
-              <w:t>—</w:t>
-            </w:r>
-          </w:p>
-        </w:tc>
-        <w:tc>
-          <w:tcPr>
-            <w:tcW w:type="dxa" w:w="1191"/>
-          </w:tcPr>
-          <w:p>
-            <w:r>
-              <w:rPr>
-                <w:b w:val="0"/>
-                <w:i w:val="0"/>
-                <w:color w:val="64748B"/>
-                <w:sz w:val="16"/>
-              </w:rPr>
-              <w:t>GT-CQ</w:t>
-            </w:r>
-          </w:p>
-        </w:tc>
-        <w:tc>
-          <w:tcPr>
-            <w:tcW w:type="dxa" w:w="4706"/>
-          </w:tcPr>
-          <w:p>
-            <w:r>
-              <w:rPr>
-                <w:b w:val="0"/>
-                <w:i w:val="0"/>
-                <w:sz w:val="17"/>
-              </w:rPr>
-              <w:t>veuillez, s'il vous plait, confirmer les frais de scolarité ( 1500 FCFA) payée de Souleymane Diallo avec le QG ou apporter les corrections nécessaires.</w:t>
-            </w:r>
-          </w:p>
-        </w:tc>
-      </w:tr>
-      <w:tr>
-        <w:tc>
-          <w:tcPr>
-            <w:tcW w:type="dxa" w:w="964"/>
-          </w:tcPr>
-          <w:p>
-            <w:r>
-              <w:rPr>
-                <w:b/>
-                <w:i w:val="0"/>
-                <w:color w:val="EA580C"/>
-                <w:sz w:val="16"/>
-              </w:rPr>
-              <w:t>Moyenne</w:t>
-            </w:r>
-          </w:p>
-        </w:tc>
-        <w:tc>
-          <w:tcPr>
-            <w:tcW w:type="dxa" w:w="1247"/>
-          </w:tcPr>
-          <w:p>
-            <w:r>
-              <w:rPr>
-                <w:b/>
-                <w:i w:val="0"/>
-                <w:sz w:val="16"/>
-              </w:rPr>
-              <w:t>S02</w:t>
-              <w:br/>
-            </w:r>
-            <w:r>
-              <w:rPr>
-                <w:b w:val="0"/>
-                <w:i w:val="0"/>
-                <w:color w:val="64748B"/>
-                <w:sz w:val="14"/>
-              </w:rPr>
-              <w:t>Éducation</w:t>
-            </w:r>
-          </w:p>
-        </w:tc>
-        <w:tc>
-          <w:tcPr>
-            <w:tcW w:type="dxa" w:w="1531"/>
-          </w:tcPr>
-          <w:p>
-            <w:r>
-              <w:rPr>
-                <w:b/>
-                <w:i w:val="0"/>
-                <w:color w:val="16A34A"/>
-                <w:sz w:val="16"/>
-              </w:rPr>
-              <w:t>s01q63, s00q04, s02q25, s01q00b, s02q17_2, s02q15_2</w:t>
-            </w:r>
-          </w:p>
-        </w:tc>
-        <w:tc>
-          <w:tcPr>
-            <w:tcW w:type="dxa" w:w="1191"/>
-          </w:tcPr>
-          <w:p>
-            <w:r>
-              <w:rPr>
-                <w:b w:val="0"/>
-                <w:i w:val="0"/>
-                <w:color w:val="64748B"/>
-                <w:sz w:val="16"/>
-              </w:rPr>
-              <w:t>GT-CQ</w:t>
-            </w:r>
-          </w:p>
-        </w:tc>
-        <w:tc>
-          <w:tcPr>
-            <w:tcW w:type="dxa" w:w="4706"/>
-          </w:tcPr>
-          <w:p>
-            <w:r>
-              <w:rPr>
-                <w:b w:val="0"/>
-                <w:i w:val="0"/>
-                <w:sz w:val="17"/>
-              </w:rPr>
               <w:t>Dans les milieux urbains c'est peu probable de voir une école dont les élèves ou étudiants ne dépensent pas en frais d'uniformes, prière de verifier pour Souleymane Diallo qui fréquente 4ème année de Primaire et corriger ou confirmer avec le QG.</w:t>
-            </w:r>
-          </w:p>
-        </w:tc>
-      </w:tr>
-      <w:tr>
-        <w:tc>
-          <w:tcPr>
-            <w:tcW w:type="dxa" w:w="964"/>
-          </w:tcPr>
-          <w:p>
-            <w:r>
-              <w:rPr>
-                <w:b/>
-                <w:i w:val="0"/>
-                <w:color w:val="EA580C"/>
-                <w:sz w:val="16"/>
-              </w:rPr>
-              <w:t>Moyenne</w:t>
-            </w:r>
-          </w:p>
-        </w:tc>
-        <w:tc>
-          <w:tcPr>
-            <w:tcW w:type="dxa" w:w="1247"/>
-          </w:tcPr>
-          <w:p>
-            <w:r>
-              <w:rPr>
-                <w:b/>
-                <w:i w:val="0"/>
-                <w:sz w:val="16"/>
-              </w:rPr>
-              <w:t>S02</w:t>
-              <w:br/>
-            </w:r>
-            <w:r>
-              <w:rPr>
-                <w:b w:val="0"/>
-                <w:i w:val="0"/>
-                <w:color w:val="64748B"/>
-                <w:sz w:val="14"/>
-              </w:rPr>
-              <w:t>Éducation</w:t>
-            </w:r>
-          </w:p>
-        </w:tc>
-        <w:tc>
-          <w:tcPr>
-            <w:tcW w:type="dxa" w:w="1531"/>
-          </w:tcPr>
-          <w:p>
-            <w:r>
-              <w:rPr>
-                <w:b/>
-                <w:i w:val="0"/>
-                <w:color w:val="16A34A"/>
-                <w:sz w:val="16"/>
-              </w:rPr>
-              <w:t>—</w:t>
-            </w:r>
-          </w:p>
-        </w:tc>
-        <w:tc>
-          <w:tcPr>
-            <w:tcW w:type="dxa" w:w="1191"/>
-          </w:tcPr>
-          <w:p>
-            <w:r>
-              <w:rPr>
-                <w:b w:val="0"/>
-                <w:i w:val="0"/>
-                <w:color w:val="64748B"/>
-                <w:sz w:val="16"/>
-              </w:rPr>
-              <w:t>GT-CQ</w:t>
-            </w:r>
-          </w:p>
-        </w:tc>
-        <w:tc>
-          <w:tcPr>
-            <w:tcW w:type="dxa" w:w="4706"/>
-          </w:tcPr>
-          <w:p>
-            <w:r>
-              <w:rPr>
-                <w:b w:val="0"/>
-                <w:i w:val="0"/>
-                <w:sz w:val="17"/>
-              </w:rPr>
-              <w:t>veuillez, s'il vous plait, confirmer les frais de scolarité ( 5000 FCFA) payée de Oumou Yaffa Diallo avec le QG ou apporter les corrections nécessaires.</w:t>
-            </w:r>
-          </w:p>
-        </w:tc>
-      </w:tr>
-      <w:tr>
-        <w:tc>
-          <w:tcPr>
-            <w:tcW w:type="dxa" w:w="964"/>
-          </w:tcPr>
-          <w:p>
-            <w:r>
-              <w:rPr>
-                <w:b/>
-                <w:i w:val="0"/>
-                <w:color w:val="EA580C"/>
-                <w:sz w:val="16"/>
-              </w:rPr>
-              <w:t>Moyenne</w:t>
-            </w:r>
-          </w:p>
-        </w:tc>
-        <w:tc>
-          <w:tcPr>
-            <w:tcW w:type="dxa" w:w="1247"/>
-          </w:tcPr>
-          <w:p>
-            <w:r>
-              <w:rPr>
-                <w:b/>
-                <w:i w:val="0"/>
-                <w:sz w:val="16"/>
-              </w:rPr>
-              <w:t>S02</w:t>
-              <w:br/>
-            </w:r>
-            <w:r>
-              <w:rPr>
-                <w:b w:val="0"/>
-                <w:i w:val="0"/>
-                <w:color w:val="64748B"/>
-                <w:sz w:val="14"/>
-              </w:rPr>
-              <w:t>Éducation</w:t>
-            </w:r>
-          </w:p>
-        </w:tc>
-        <w:tc>
-          <w:tcPr>
-            <w:tcW w:type="dxa" w:w="1531"/>
-          </w:tcPr>
-          <w:p>
-            <w:r>
-              <w:rPr>
-                <w:b/>
-                <w:i w:val="0"/>
-                <w:color w:val="16A34A"/>
-                <w:sz w:val="16"/>
-              </w:rPr>
-              <w:t>—</w:t>
-            </w:r>
-          </w:p>
-        </w:tc>
-        <w:tc>
-          <w:tcPr>
-            <w:tcW w:type="dxa" w:w="1191"/>
-          </w:tcPr>
-          <w:p>
-            <w:r>
-              <w:rPr>
-                <w:b w:val="0"/>
-                <w:i w:val="0"/>
-                <w:color w:val="64748B"/>
-                <w:sz w:val="16"/>
-              </w:rPr>
-              <w:t>GT-CQ</w:t>
-            </w:r>
-          </w:p>
-        </w:tc>
-        <w:tc>
-          <w:tcPr>
-            <w:tcW w:type="dxa" w:w="4706"/>
-          </w:tcPr>
-          <w:p>
-            <w:r>
-              <w:rPr>
-                <w:b w:val="0"/>
-                <w:i w:val="0"/>
-                <w:sz w:val="17"/>
-              </w:rPr>
-              <w:t>veuillez, s'il vous plait, confirmer les frais de scolarité ( 5000 FCFA) payée de Souleymane Diallo 2 avec le QG ou apporter les corrections nécessaires.</w:t>
             </w:r>
           </w:p>
         </w:tc>
